--- a/downloads/handouts/Unit 02/Handout 02.08 - Sample Pay Stub and Detective Sheet.docx
+++ b/downloads/handouts/Unit 02/Handout 02.08 - Sample Pay Stub and Detective Sheet.docx
@@ -1500,13 +1500,19 @@
       </w:r>
     </w:p>
     <w:p>
-      <w:r>
-        <w:br w:type="page"/>
+      <w:pPr>
+        <w:pStyle w:val="FirstParagraph"/>
+      </w:pPr>
+      <w:r>
+        <w:t xml:space="preserve">_____________________________________________________________________________</w:t>
       </w:r>
     </w:p>
     <w:p>
-      <w:r>
-        <w:br w:type="page"/>
+      <w:pPr>
+        <w:pStyle w:val="BodyText"/>
+      </w:pPr>
+      <w:r>
+        <w:t xml:space="preserve">_____________________________________________________________________________</w:t>
       </w:r>
     </w:p>
     <w:p>
@@ -1522,8 +1528,11 @@
       </w:r>
     </w:p>
     <w:p>
-      <w:r>
-        <w:br w:type="page"/>
+      <w:pPr>
+        <w:pStyle w:val="FirstParagraph"/>
+      </w:pPr>
+      <w:r>
+        <w:t xml:space="preserve">_____________________________________________________________________________</w:t>
       </w:r>
     </w:p>
     <w:p>

--- a/downloads/handouts/Unit 02/Handout 02.08 - Sample Pay Stub and Detective Sheet.docx
+++ b/downloads/handouts/Unit 02/Handout 02.08 - Sample Pay Stub and Detective Sheet.docx
@@ -6,9 +6,9 @@
       <w:pPr>
         <w:pStyle w:val="Heading1"/>
       </w:pPr>
-      <w:bookmarkStart w:id="20" w:name="Xa869018d27f1fb5099dfca3ed63398e2116d588"/>
-      <w:r>
-        <w:t xml:space="preserve">Handout 02.08: Sample Pay Stub and Detective Sheet</w:t>
+      <w:bookmarkStart w:id="20" w:name="X1c427abe163bc2909d50fc883e8c672f15e27e0"/>
+      <w:r>
+        <w:t xml:space="preserve">Handout 2.08: Sample Pay Stub and Detective Sheet</w:t>
       </w:r>
       <w:bookmarkEnd w:id="20"/>
     </w:p>

--- a/downloads/handouts/Unit 02/Handout 02.08 - Sample Pay Stub and Detective Sheet.docx
+++ b/downloads/handouts/Unit 02/Handout 02.08 - Sample Pay Stub and Detective Sheet.docx
@@ -1460,12 +1460,13 @@
     <w:p>
       <w:pPr>
         <w:numPr>
-          <w:ilvl w:val="0"/>
-          <w:numId w:val="1005"/>
+          <w:ilvl w:val="1"/>
+          <w:numId w:val="1006"/>
         </w:numPr>
-      </w:pPr>
-      <w:r>
-        <w:t xml:space="preserve">Which deduction is the largest? _________________________ How do you know? ______________________</w:t>
+        <w:pStyle w:val="Compact"/>
+      </w:pPr>
+      <w:r>
+        <w:t xml:space="preserve">Which deduction is the largest? _________________________ (b) How do you know? ______________________</w:t>
       </w:r>
     </w:p>
     <w:p>
@@ -1474,6 +1475,7 @@
           <w:ilvl w:val="0"/>
           <w:numId w:val="1005"/>
         </w:numPr>
+        <w:pStyle w:val="Compact"/>
       </w:pPr>
       <w:r>
         <w:t xml:space="preserve">Dana gets 26 of these paychecks in a year. What is her net pay for the year? Show the math.</w:t>
@@ -1485,34 +1487,6 @@
       </w:pPr>
       <w:r>
         <w:t xml:space="preserve">26 x $______ = $______</w:t>
-      </w:r>
-    </w:p>
-    <w:p>
-      <w:pPr>
-        <w:numPr>
-          <w:ilvl w:val="0"/>
-          <w:numId w:val="1006"/>
-        </w:numPr>
-        <w:pStyle w:val="Compact"/>
-      </w:pPr>
-      <w:r>
-        <w:t xml:space="preserve">Dana pays her own phone plan, $35 a month, and a monthly bus pass, $60. She gets two paychecks a month. Does her take-home cover those two needs? Write two sentences with the numbers.</w:t>
-      </w:r>
-    </w:p>
-    <w:p>
-      <w:pPr>
-        <w:pStyle w:val="FirstParagraph"/>
-      </w:pPr>
-      <w:r>
-        <w:t xml:space="preserve">_____________________________________________________________________________</w:t>
-      </w:r>
-    </w:p>
-    <w:p>
-      <w:pPr>
-        <w:pStyle w:val="BodyText"/>
-      </w:pPr>
-      <w:r>
-        <w:t xml:space="preserve">_____________________________________________________________________________</w:t>
       </w:r>
     </w:p>
     <w:p>
@@ -1524,7 +1498,7 @@
         <w:pStyle w:val="Compact"/>
       </w:pPr>
       <w:r>
-        <w:t xml:space="preserve">Dana’s friend earns the same $17 an hour but works 30 hours in two weeks. Without doing all the math, will the friend’s Social Security deduction be larger, smaller, or the same? Why?</w:t>
+        <w:t xml:space="preserve">Dana pays her own phone plan, $35 a month, and a monthly bus pass, $60. She gets two paychecks a month. Does her take-home pay cover those two needs? Write two sentences with the numbers.</w:t>
       </w:r>
     </w:p>
     <w:p>
@@ -1532,18 +1506,16 @@
         <w:pStyle w:val="FirstParagraph"/>
       </w:pPr>
       <w:r>
-        <w:t xml:space="preserve">_____________________________________________________________________________</w:t>
+        <w:t xml:space="preserve">Sentence 1: _____________________________________________________________________________</w:t>
       </w:r>
     </w:p>
     <w:p>
       <w:pPr>
-        <w:pStyle w:val="Heading2"/>
-      </w:pPr>
-      <w:bookmarkStart w:id="26" w:name="grade-8-stretch"/>
-      <w:r>
-        <w:t xml:space="preserve">Grade 8 stretch</w:t>
-      </w:r>
-      <w:bookmarkEnd w:id="26"/>
+        <w:pStyle w:val="BodyText"/>
+      </w:pPr>
+      <w:r>
+        <w:t xml:space="preserve">Sentence 2: _____________________________________________________________________________</w:t>
+      </w:r>
     </w:p>
     <w:p>
       <w:pPr>
@@ -1551,35 +1523,65 @@
           <w:ilvl w:val="0"/>
           <w:numId w:val="1008"/>
         </w:numPr>
-      </w:pPr>
-      <w:r>
-        <w:t xml:space="preserve">Check the stub for errors. 6.2 percent of $408 = $______. 1.45 percent of $408 = $______. Do lines 4 and 5 match?</w:t>
+        <w:pStyle w:val="Compact"/>
+      </w:pPr>
+      <w:r>
+        <w:t xml:space="preserve">Dana’s friend earns the same $17 an hour but works 30 hours in two weeks. Without doing all the math, will the friend’s Social Security deduction be larger, smaller, or the same? Why?</w:t>
       </w:r>
     </w:p>
     <w:p>
       <w:pPr>
-        <w:numPr>
-          <w:ilvl w:val="0"/>
-          <w:numId w:val="1008"/>
-        </w:numPr>
-      </w:pPr>
-      <w:r>
-        <w:t xml:space="preserve">About 17 percent comes out of every paycheck. What gross pay does Dana need in two weeks to take home $500? (Hint: net is 83 percent of gross.)</w:t>
+        <w:pStyle w:val="FirstParagraph"/>
+      </w:pPr>
+      <w:r>
+        <w:t xml:space="preserve">Answer: _____________________________________________________________________________</w:t>
       </w:r>
     </w:p>
     <w:p>
       <w:pPr>
-        <w:pStyle w:val="FirstParagraph"/>
-      </w:pPr>
-      <w:r>
-        <w:t xml:space="preserve">$500 divided by 0.83 = $______</w:t>
-      </w:r>
+        <w:pStyle w:val="Heading2"/>
+      </w:pPr>
+      <w:bookmarkStart w:id="26" w:name="grade-8-stretch"/>
+      <w:r>
+        <w:t xml:space="preserve">Grade 8 stretch</w:t>
+      </w:r>
+      <w:bookmarkEnd w:id="26"/>
     </w:p>
     <w:p>
       <w:pPr>
         <w:numPr>
           <w:ilvl w:val="0"/>
           <w:numId w:val="1009"/>
+        </w:numPr>
+      </w:pPr>
+      <w:r>
+        <w:t xml:space="preserve">Check the stub for errors. 6.2 percent of $408 = $______. 1.45 percent of $408 = $______. Do lines 4 and 5 match?</w:t>
+      </w:r>
+    </w:p>
+    <w:p>
+      <w:pPr>
+        <w:numPr>
+          <w:ilvl w:val="0"/>
+          <w:numId w:val="1009"/>
+        </w:numPr>
+      </w:pPr>
+      <w:r>
+        <w:t xml:space="preserve">About 17 percent comes out of every paycheck. What gross pay does Dana need in two weeks to take home $500? (Hint: net is 83 percent of gross.)</w:t>
+      </w:r>
+    </w:p>
+    <w:p>
+      <w:pPr>
+        <w:pStyle w:val="FirstParagraph"/>
+      </w:pPr>
+      <w:r>
+        <w:t xml:space="preserve">$500 divided by 0.83 = $______</w:t>
+      </w:r>
+    </w:p>
+    <w:p>
+      <w:pPr>
+        <w:numPr>
+          <w:ilvl w:val="0"/>
+          <w:numId w:val="1010"/>
         </w:numPr>
         <w:pStyle w:val="Compact"/>
       </w:pPr>
@@ -2399,13 +2401,13 @@
       </w:pPr>
     </w:lvl>
   </w:abstractNum>
-  <w:abstractNum w:abstractNumId="99417">
+  <w:abstractNum w:abstractNumId="99731">
     <w:nsid w:val="91a27d85"/>
     <w:multiLevelType w:val="multilevel"/>
     <w:lvl w:ilvl="0">
-      <w:start w:val="7"/>
-      <w:numFmt w:val="decimal"/>
-      <w:lvlText w:val="%1."/>
+      <w:start w:val="1"/>
+      <w:numFmt w:val="lowerLetter"/>
+      <w:lvlText w:val="(%1)"/>
       <w:lvlJc w:val="left"/>
       <w:pPr>
         <w:tabs>
@@ -2415,9 +2417,9 @@
       </w:pPr>
     </w:lvl>
     <w:lvl w:ilvl="1">
-      <w:start w:val="7"/>
-      <w:numFmt w:val="decimal"/>
-      <w:lvlText w:val="%2."/>
+      <w:start w:val="1"/>
+      <w:numFmt w:val="lowerLetter"/>
+      <w:lvlText w:val="(%2)"/>
       <w:lvlJc w:val="left"/>
       <w:pPr>
         <w:tabs>
@@ -2427,9 +2429,9 @@
       </w:pPr>
     </w:lvl>
     <w:lvl w:ilvl="2">
-      <w:start w:val="7"/>
-      <w:numFmt w:val="decimal"/>
-      <w:lvlText w:val="%3."/>
+      <w:start w:val="1"/>
+      <w:numFmt w:val="lowerLetter"/>
+      <w:lvlText w:val="(%3)"/>
       <w:lvlJc w:val="left"/>
       <w:pPr>
         <w:tabs>
@@ -2439,9 +2441,9 @@
       </w:pPr>
     </w:lvl>
     <w:lvl w:ilvl="3">
-      <w:start w:val="7"/>
-      <w:numFmt w:val="decimal"/>
-      <w:lvlText w:val="%4."/>
+      <w:start w:val="1"/>
+      <w:numFmt w:val="lowerLetter"/>
+      <w:lvlText w:val="(%4)"/>
       <w:lvlJc w:val="left"/>
       <w:pPr>
         <w:tabs>
@@ -2451,9 +2453,9 @@
       </w:pPr>
     </w:lvl>
     <w:lvl w:ilvl="4">
-      <w:start w:val="7"/>
-      <w:numFmt w:val="decimal"/>
-      <w:lvlText w:val="%5."/>
+      <w:start w:val="1"/>
+      <w:numFmt w:val="lowerLetter"/>
+      <w:lvlText w:val="(%5)"/>
       <w:lvlJc w:val="left"/>
       <w:pPr>
         <w:tabs>
@@ -2463,9 +2465,9 @@
       </w:pPr>
     </w:lvl>
     <w:lvl w:ilvl="5">
-      <w:start w:val="7"/>
-      <w:numFmt w:val="decimal"/>
-      <w:lvlText w:val="%6."/>
+      <w:start w:val="1"/>
+      <w:numFmt w:val="lowerLetter"/>
+      <w:lvlText w:val="(%6)"/>
       <w:lvlJc w:val="left"/>
       <w:pPr>
         <w:tabs>
@@ -2475,9 +2477,9 @@
       </w:pPr>
     </w:lvl>
     <w:lvl w:ilvl="6">
-      <w:start w:val="7"/>
-      <w:numFmt w:val="decimal"/>
-      <w:lvlText w:val="%7."/>
+      <w:start w:val="1"/>
+      <w:numFmt w:val="lowerLetter"/>
+      <w:lvlText w:val="(%7)"/>
       <w:lvlJc w:val="left"/>
       <w:pPr>
         <w:tabs>
@@ -2487,9 +2489,9 @@
       </w:pPr>
     </w:lvl>
     <w:lvl w:ilvl="7">
-      <w:start w:val="7"/>
-      <w:numFmt w:val="decimal"/>
-      <w:lvlText w:val="%8."/>
+      <w:start w:val="1"/>
+      <w:numFmt w:val="lowerLetter"/>
+      <w:lvlText w:val="(%8)"/>
       <w:lvlJc w:val="left"/>
       <w:pPr>
         <w:tabs>
@@ -2499,9 +2501,9 @@
       </w:pPr>
     </w:lvl>
     <w:lvl w:ilvl="8">
-      <w:start w:val="7"/>
-      <w:numFmt w:val="decimal"/>
-      <w:lvlText w:val="%9."/>
+      <w:start w:val="1"/>
+      <w:numFmt w:val="lowerLetter"/>
+      <w:lvlText w:val="(%9)"/>
       <w:lvlJc w:val="left"/>
       <w:pPr>
         <w:tabs>
@@ -2511,11 +2513,11 @@
       </w:pPr>
     </w:lvl>
   </w:abstractNum>
-  <w:abstractNum w:abstractNumId="99418">
+  <w:abstractNum w:abstractNumId="99417">
     <w:nsid w:val="615f1ed2"/>
     <w:multiLevelType w:val="multilevel"/>
     <w:lvl w:ilvl="0">
-      <w:start w:val="8"/>
+      <w:start w:val="7"/>
       <w:numFmt w:val="decimal"/>
       <w:lvlText w:val="%1."/>
       <w:lvlJc w:val="left"/>
@@ -2527,7 +2529,7 @@
       </w:pPr>
     </w:lvl>
     <w:lvl w:ilvl="1">
-      <w:start w:val="8"/>
+      <w:start w:val="7"/>
       <w:numFmt w:val="decimal"/>
       <w:lvlText w:val="%2."/>
       <w:lvlJc w:val="left"/>
@@ -2539,7 +2541,7 @@
       </w:pPr>
     </w:lvl>
     <w:lvl w:ilvl="2">
-      <w:start w:val="8"/>
+      <w:start w:val="7"/>
       <w:numFmt w:val="decimal"/>
       <w:lvlText w:val="%3."/>
       <w:lvlJc w:val="left"/>
@@ -2551,7 +2553,7 @@
       </w:pPr>
     </w:lvl>
     <w:lvl w:ilvl="3">
-      <w:start w:val="8"/>
+      <w:start w:val="7"/>
       <w:numFmt w:val="decimal"/>
       <w:lvlText w:val="%4."/>
       <w:lvlJc w:val="left"/>
@@ -2563,7 +2565,7 @@
       </w:pPr>
     </w:lvl>
     <w:lvl w:ilvl="4">
-      <w:start w:val="8"/>
+      <w:start w:val="7"/>
       <w:numFmt w:val="decimal"/>
       <w:lvlText w:val="%5."/>
       <w:lvlJc w:val="left"/>
@@ -2575,7 +2577,7 @@
       </w:pPr>
     </w:lvl>
     <w:lvl w:ilvl="5">
-      <w:start w:val="8"/>
+      <w:start w:val="7"/>
       <w:numFmt w:val="decimal"/>
       <w:lvlText w:val="%6."/>
       <w:lvlJc w:val="left"/>
@@ -2587,7 +2589,7 @@
       </w:pPr>
     </w:lvl>
     <w:lvl w:ilvl="6">
-      <w:start w:val="8"/>
+      <w:start w:val="7"/>
       <w:numFmt w:val="decimal"/>
       <w:lvlText w:val="%7."/>
       <w:lvlJc w:val="left"/>
@@ -2599,7 +2601,7 @@
       </w:pPr>
     </w:lvl>
     <w:lvl w:ilvl="7">
-      <w:start w:val="8"/>
+      <w:start w:val="7"/>
       <w:numFmt w:val="decimal"/>
       <w:lvlText w:val="%8."/>
       <w:lvlJc w:val="left"/>
@@ -2611,7 +2613,7 @@
       </w:pPr>
     </w:lvl>
     <w:lvl w:ilvl="8">
-      <w:start w:val="8"/>
+      <w:start w:val="7"/>
       <w:numFmt w:val="decimal"/>
       <w:lvlText w:val="%9."/>
       <w:lvlJc w:val="left"/>
@@ -2623,10 +2625,122 @@
       </w:pPr>
     </w:lvl>
   </w:abstractNum>
-  <w:abstractNum w:abstractNumId="99419">
+  <w:abstractNum w:abstractNumId="99418">
     <w:nsid w:val="238d8174"/>
     <w:multiLevelType w:val="multilevel"/>
     <w:lvl w:ilvl="0">
+      <w:start w:val="8"/>
+      <w:numFmt w:val="decimal"/>
+      <w:lvlText w:val="%1."/>
+      <w:lvlJc w:val="left"/>
+      <w:pPr>
+        <w:tabs>
+          <w:tab w:val="num" w:pos="0"/>
+        </w:tabs>
+        <w:ind w:left="480" w:hanging="480"/>
+      </w:pPr>
+    </w:lvl>
+    <w:lvl w:ilvl="1">
+      <w:start w:val="8"/>
+      <w:numFmt w:val="decimal"/>
+      <w:lvlText w:val="%2."/>
+      <w:lvlJc w:val="left"/>
+      <w:pPr>
+        <w:tabs>
+          <w:tab w:val="num" w:pos="720"/>
+        </w:tabs>
+        <w:ind w:left="1200" w:hanging="480"/>
+      </w:pPr>
+    </w:lvl>
+    <w:lvl w:ilvl="2">
+      <w:start w:val="8"/>
+      <w:numFmt w:val="decimal"/>
+      <w:lvlText w:val="%3."/>
+      <w:lvlJc w:val="left"/>
+      <w:pPr>
+        <w:tabs>
+          <w:tab w:val="num" w:pos="1440"/>
+        </w:tabs>
+        <w:ind w:left="1920" w:hanging="480"/>
+      </w:pPr>
+    </w:lvl>
+    <w:lvl w:ilvl="3">
+      <w:start w:val="8"/>
+      <w:numFmt w:val="decimal"/>
+      <w:lvlText w:val="%4."/>
+      <w:lvlJc w:val="left"/>
+      <w:pPr>
+        <w:tabs>
+          <w:tab w:val="num" w:pos="2160"/>
+        </w:tabs>
+        <w:ind w:left="2640" w:hanging="480"/>
+      </w:pPr>
+    </w:lvl>
+    <w:lvl w:ilvl="4">
+      <w:start w:val="8"/>
+      <w:numFmt w:val="decimal"/>
+      <w:lvlText w:val="%5."/>
+      <w:lvlJc w:val="left"/>
+      <w:pPr>
+        <w:tabs>
+          <w:tab w:val="num" w:pos="2880"/>
+        </w:tabs>
+        <w:ind w:left="3360" w:hanging="480"/>
+      </w:pPr>
+    </w:lvl>
+    <w:lvl w:ilvl="5">
+      <w:start w:val="8"/>
+      <w:numFmt w:val="decimal"/>
+      <w:lvlText w:val="%6."/>
+      <w:lvlJc w:val="left"/>
+      <w:pPr>
+        <w:tabs>
+          <w:tab w:val="num" w:pos="3600"/>
+        </w:tabs>
+        <w:ind w:left="4080" w:hanging="480"/>
+      </w:pPr>
+    </w:lvl>
+    <w:lvl w:ilvl="6">
+      <w:start w:val="8"/>
+      <w:numFmt w:val="decimal"/>
+      <w:lvlText w:val="%7."/>
+      <w:lvlJc w:val="left"/>
+      <w:pPr>
+        <w:tabs>
+          <w:tab w:val="num" w:pos="4320"/>
+        </w:tabs>
+        <w:ind w:left="4800" w:hanging="480"/>
+      </w:pPr>
+    </w:lvl>
+    <w:lvl w:ilvl="7">
+      <w:start w:val="8"/>
+      <w:numFmt w:val="decimal"/>
+      <w:lvlText w:val="%8."/>
+      <w:lvlJc w:val="left"/>
+      <w:pPr>
+        <w:tabs>
+          <w:tab w:val="num" w:pos="5040"/>
+        </w:tabs>
+        <w:ind w:left="5520" w:hanging="480"/>
+      </w:pPr>
+    </w:lvl>
+    <w:lvl w:ilvl="8">
+      <w:start w:val="8"/>
+      <w:numFmt w:val="decimal"/>
+      <w:lvlText w:val="%9."/>
+      <w:lvlJc w:val="left"/>
+      <w:pPr>
+        <w:tabs>
+          <w:tab w:val="num" w:pos="5760"/>
+        </w:tabs>
+        <w:ind w:left="6240" w:hanging="480"/>
+      </w:pPr>
+    </w:lvl>
+  </w:abstractNum>
+  <w:abstractNum w:abstractNumId="99419">
+    <w:nsid w:val="41f388d6"/>
+    <w:multiLevelType w:val="multilevel"/>
+    <w:lvl w:ilvl="0">
       <w:start w:val="9"/>
       <w:numFmt w:val="decimal"/>
       <w:lvlText w:val="%1."/>
@@ -2736,7 +2850,7 @@
     </w:lvl>
   </w:abstractNum>
   <w:abstractNum w:abstractNumId="994111">
-    <w:nsid w:val="41f388d6"/>
+    <w:nsid w:val="da4300bd"/>
     <w:multiLevelType w:val="multilevel"/>
     <w:lvl w:ilvl="0">
       <w:start w:val="11"/>
@@ -3001,6 +3115,36 @@
     </w:lvlOverride>
   </w:num>
   <w:num w:numId="1006">
+    <w:abstractNumId w:val="99731"/>
+    <w:lvlOverride w:ilvl="0">
+      <w:startOverride w:val="1"/>
+    </w:lvlOverride>
+    <w:lvlOverride w:ilvl="1">
+      <w:startOverride w:val="1"/>
+    </w:lvlOverride>
+    <w:lvlOverride w:ilvl="2">
+      <w:startOverride w:val="1"/>
+    </w:lvlOverride>
+    <w:lvlOverride w:ilvl="3">
+      <w:startOverride w:val="1"/>
+    </w:lvlOverride>
+    <w:lvlOverride w:ilvl="4">
+      <w:startOverride w:val="1"/>
+    </w:lvlOverride>
+    <w:lvlOverride w:ilvl="5">
+      <w:startOverride w:val="1"/>
+    </w:lvlOverride>
+    <w:lvlOverride w:ilvl="6">
+      <w:startOverride w:val="1"/>
+    </w:lvlOverride>
+    <w:lvlOverride w:ilvl="7">
+      <w:startOverride w:val="1"/>
+    </w:lvlOverride>
+    <w:lvlOverride w:ilvl="8">
+      <w:startOverride w:val="1"/>
+    </w:lvlOverride>
+  </w:num>
+  <w:num w:numId="1007">
     <w:abstractNumId w:val="99417"/>
     <w:lvlOverride w:ilvl="0">
       <w:startOverride w:val="7"/>
@@ -3030,7 +3174,7 @@
       <w:startOverride w:val="7"/>
     </w:lvlOverride>
   </w:num>
-  <w:num w:numId="1007">
+  <w:num w:numId="1008">
     <w:abstractNumId w:val="99418"/>
     <w:lvlOverride w:ilvl="0">
       <w:startOverride w:val="8"/>
@@ -3060,7 +3204,7 @@
       <w:startOverride w:val="8"/>
     </w:lvlOverride>
   </w:num>
-  <w:num w:numId="1008">
+  <w:num w:numId="1009">
     <w:abstractNumId w:val="99419"/>
     <w:lvlOverride w:ilvl="0">
       <w:startOverride w:val="9"/>
@@ -3090,7 +3234,7 @@
       <w:startOverride w:val="9"/>
     </w:lvlOverride>
   </w:num>
-  <w:num w:numId="1009">
+  <w:num w:numId="1010">
     <w:abstractNumId w:val="994111"/>
     <w:lvlOverride w:ilvl="0">
       <w:startOverride w:val="11"/>
